--- a/企业AI培训_交付包/高级课程_完整交付包/05_学员资源/高管工具包_速查卡.docx
+++ b/企业AI培训_交付包/高级课程_完整交付包/05_学员资源/高管工具包_速查卡.docx
@@ -1481,6 +1481,105 @@
           <w:rFonts w:hint="eastAsia"/>
         </w:rPr>
         <w:t xml:space="preserve">映射-度量-管理；盯算法备案、数据出境走向</w:t>
+      </w:r>
+    </w:p>
+    <w:p>
+      <w:pPr>
+        <w:pStyle w:val="Compact"/>
+        <w:numPr>
+          <w:ilvl w:val="0"/>
+          <w:numId w:val="1003"/>
+        </w:numPr>
+      </w:pPr>
+      <w:r>
+        <w:rPr>
+          <w:rFonts w:hint="eastAsia"/>
+          <w:b/>
+          <w:bCs/>
+        </w:rPr>
+        <w:t xml:space="preserve">立法窗口</w:t>
+      </w:r>
+      <w:r>
+        <w:rPr>
+          <w:rFonts w:hint="eastAsia"/>
+        </w:rPr>
+        <w:t xml:space="preserve">：中国统一</w:t>
+      </w:r>
+      <w:r>
+        <w:t xml:space="preserve"> AI </w:t>
+      </w:r>
+      <w:r>
+        <w:rPr>
+          <w:rFonts w:hint="eastAsia"/>
+        </w:rPr>
+        <w:t xml:space="preserve">法未立（2026-08</w:t>
+      </w:r>
+      <w:r>
+        <w:t xml:space="preserve"> </w:t>
+      </w:r>
+      <w:r>
+        <w:rPr>
+          <w:rFonts w:hint="eastAsia"/>
+        </w:rPr>
+        <w:t xml:space="preserve">核实），专项规范群已跑起来（内容标识</w:t>
+      </w:r>
+      <w:r>
+        <w:t xml:space="preserve"> 2025-09 / </w:t>
+      </w:r>
+      <w:r>
+        <w:rPr>
+          <w:rFonts w:hint="eastAsia"/>
+        </w:rPr>
+        <w:t xml:space="preserve">拟人化互动</w:t>
+      </w:r>
+      <w:r>
+        <w:t xml:space="preserve"> 2026-07 </w:t>
+      </w:r>
+      <w:r>
+        <w:rPr>
+          <w:rFonts w:hint="eastAsia"/>
+        </w:rPr>
+        <w:t xml:space="preserve">已施行）——现在搭体系=抢红利，等法来补=被动整改</w:t>
+      </w:r>
+    </w:p>
+    <w:p>
+      <w:pPr>
+        <w:pStyle w:val="Compact"/>
+        <w:numPr>
+          <w:ilvl w:val="0"/>
+          <w:numId w:val="1003"/>
+        </w:numPr>
+      </w:pPr>
+      <w:r>
+        <w:rPr>
+          <w:b/>
+          <w:bCs/>
+        </w:rPr>
+        <w:t xml:space="preserve">EU AI Act</w:t>
+      </w:r>
+      <w:r>
+        <w:rPr>
+          <w:rFonts w:hint="eastAsia"/>
+        </w:rPr>
+        <w:t xml:space="preserve">：2026-08</w:t>
+      </w:r>
+      <w:r>
+        <w:t xml:space="preserve"> </w:t>
+      </w:r>
+      <w:r>
+        <w:rPr>
+          <w:rFonts w:hint="eastAsia"/>
+        </w:rPr>
+        <w:t xml:space="preserve">全面执法；第4条素养义务已生效（三档培训即履约）；出海企业高风险义务</w:t>
+      </w:r>
+      <w:r>
+        <w:t xml:space="preserve"> 2026-12 </w:t>
+      </w:r>
+      <w:r>
+        <w:rPr>
+          <w:rFonts w:hint="eastAsia"/>
+        </w:rPr>
+        <w:t xml:space="preserve">起最严，按风险分级别按最严版做</w:t>
       </w:r>
     </w:p>
     <w:p>
